--- a/fixtures/plain/plain-references-a4.docx
+++ b/fixtures/plain/plain-references-a4.docx
@@ -110,7 +110,7 @@
         <w:rPr>
           <w:rtl w:val="0"/>
         </w:rPr>
-        <w:t xml:space="preserve">Harborview Health Partners</w:t>
+        <w:t xml:space="preserve">Kettlewell Health Partners</w:t>
       </w:r>
     </w:p>
     <w:p>
@@ -197,7 +197,7 @@
         <w:rPr>
           <w:rtl w:val="0"/>
         </w:rPr>
-        <w:t xml:space="preserve">Redline Outfitters</w:t>
+        <w:t xml:space="preserve">Ostrafell Outfitters</w:t>
       </w:r>
     </w:p>
     <w:p>
@@ -284,7 +284,7 @@
         <w:rPr>
           <w:rtl w:val="0"/>
         </w:rPr>
-        <w:t xml:space="preserve">Franklin Ridge University</w:t>
+        <w:t xml:space="preserve">Sycamore Larch University</w:t>
       </w:r>
     </w:p>
     <w:p>

--- a/fixtures/plain/plain-references-a4.docx
+++ b/fixtures/plain/plain-references-a4.docx
@@ -124,7 +124,7 @@
           <w:rPr>
             <w:rtl w:val="0"/>
           </w:rPr>
-          <w:t xml:space="preserve">aruiz@harborviewhealth.org</w:t>
+          <w:t xml:space="preserve">aruiz@example.com</w:t>
         </w:r>
       </w:hyperlink>
       <w:r>
@@ -211,7 +211,7 @@
           <w:rPr>
             <w:rtl w:val="0"/>
           </w:rPr>
-          <w:t xml:space="preserve">kevin.marsh@redlineoutfitters.com</w:t>
+          <w:t xml:space="preserve">kevin.marsh@example.com</w:t>
         </w:r>
       </w:hyperlink>
       <w:r>
@@ -298,7 +298,7 @@
           <w:rPr>
             <w:rtl w:val="0"/>
           </w:rPr>
-          <w:t xml:space="preserve">dwhitfield@franklinridge.edu</w:t>
+          <w:t xml:space="preserve">dwhitfield@example.org</w:t>
         </w:r>
       </w:hyperlink>
       <w:r>

--- a/fixtures/plain/plain-references-a4.docx
+++ b/fixtures/plain/plain-references-a4.docx
@@ -31,7 +31,7 @@
           <w:rPr>
             <w:rtl w:val="0"/>
           </w:rPr>
-          <w:t xml:space="preserve">taylor.morgan@email.com</w:t>
+          <w:t xml:space="preserve">taylor.morgan@example.com</w:t>
         </w:r>
       </w:hyperlink>
       <w:r>
